--- a/Documents/Submissions/Report-Thesis-I-24k-8021.docx
+++ b/Documents/Submissions/Report-Thesis-I-24k-8021.docx
@@ -29,7 +29,7 @@
           <w14:ligatures w14:val="none"/>
         </w:rPr>
         <w:drawing>
-          <wp:anchor distT="0" distB="0" distL="114300" distR="114300" simplePos="0" relativeHeight="251660288" behindDoc="0" locked="0" layoutInCell="1" allowOverlap="1" wp14:anchorId="36FA71ED" wp14:editId="65C7A53F">
+          <wp:anchor distT="0" distB="0" distL="114300" distR="114300" simplePos="0" relativeHeight="251658240" behindDoc="0" locked="0" layoutInCell="1" allowOverlap="1" wp14:anchorId="36FA71ED" wp14:editId="49F9AD48">
             <wp:simplePos x="0" y="0"/>
             <wp:positionH relativeFrom="margin">
               <wp:align>center</wp:align>
@@ -11205,190 +11205,205 @@
       <w:r>
         <w:rPr>
           <w:rFonts w:asciiTheme="majorBidi" w:eastAsia="Times New Roman" w:hAnsiTheme="majorBidi" w:cstheme="majorBidi"/>
+          <w:b/>
+          <w:bCs/>
           <w:noProof/>
           <w:kern w:val="0"/>
-          <w:sz w:val="24"/>
-          <w:szCs w:val="24"/>
+          <w:sz w:val="28"/>
+          <w:szCs w:val="28"/>
+        </w:rPr>
+        <w:drawing>
+          <wp:anchor distT="0" distB="0" distL="114300" distR="114300" simplePos="0" relativeHeight="251664384" behindDoc="0" locked="0" layoutInCell="1" allowOverlap="1" wp14:anchorId="7D8F389E" wp14:editId="48F09A25">
+            <wp:simplePos x="0" y="0"/>
+            <wp:positionH relativeFrom="margin">
+              <wp:align>left</wp:align>
+            </wp:positionH>
+            <wp:positionV relativeFrom="paragraph">
+              <wp:posOffset>171450</wp:posOffset>
+            </wp:positionV>
+            <wp:extent cx="5577840" cy="7555230"/>
+            <wp:effectExtent l="0" t="0" r="3810" b="7620"/>
+            <wp:wrapTopAndBottom/>
+            <wp:docPr id="200171959" name="Picture 2"/>
+            <wp:cNvGraphicFramePr>
+              <a:graphicFrameLocks xmlns:a="http://schemas.openxmlformats.org/drawingml/2006/main" noChangeAspect="1"/>
+            </wp:cNvGraphicFramePr>
+            <a:graphic xmlns:a="http://schemas.openxmlformats.org/drawingml/2006/main">
+              <a:graphicData uri="http://schemas.openxmlformats.org/drawingml/2006/picture">
+                <pic:pic xmlns:pic="http://schemas.openxmlformats.org/drawingml/2006/picture">
+                  <pic:nvPicPr>
+                    <pic:cNvPr id="200171959" name="Picture 200171959"/>
+                    <pic:cNvPicPr/>
+                  </pic:nvPicPr>
+                  <pic:blipFill>
+                    <a:blip r:embed="rId9">
+                      <a:extLst>
+                        <a:ext uri="{28A0092B-C50C-407E-A947-70E740481C1C}">
+                          <a14:useLocalDpi xmlns:a14="http://schemas.microsoft.com/office/drawing/2010/main" val="0"/>
+                        </a:ext>
+                      </a:extLst>
+                    </a:blip>
+                    <a:stretch>
+                      <a:fillRect/>
+                    </a:stretch>
+                  </pic:blipFill>
+                  <pic:spPr>
+                    <a:xfrm>
+                      <a:off x="0" y="0"/>
+                      <a:ext cx="5577840" cy="7555230"/>
+                    </a:xfrm>
+                    <a:prstGeom prst="rect">
+                      <a:avLst/>
+                    </a:prstGeom>
+                  </pic:spPr>
+                </pic:pic>
+              </a:graphicData>
+            </a:graphic>
+            <wp14:sizeRelH relativeFrom="margin">
+              <wp14:pctWidth>0</wp14:pctWidth>
+            </wp14:sizeRelH>
+            <wp14:sizeRelV relativeFrom="margin">
+              <wp14:pctHeight>0</wp14:pctHeight>
+            </wp14:sizeRelV>
+          </wp:anchor>
+        </w:drawing>
+      </w:r>
+    </w:p>
+    <w:p>
+      <w:pPr>
+        <w:rPr>
+          <w:rFonts w:asciiTheme="majorBidi" w:eastAsia="Times New Roman" w:hAnsiTheme="majorBidi" w:cstheme="majorBidi"/>
+          <w:sz w:val="28"/>
+          <w:szCs w:val="28"/>
+        </w:rPr>
+      </w:pPr>
+    </w:p>
+    <w:p>
+      <w:pPr>
+        <w:rPr>
+          <w:rFonts w:asciiTheme="majorBidi" w:eastAsia="Times New Roman" w:hAnsiTheme="majorBidi" w:cstheme="majorBidi"/>
+          <w:sz w:val="28"/>
+          <w:szCs w:val="28"/>
+        </w:rPr>
+      </w:pPr>
+      <w:r>
+        <w:rPr>
+          <w:rFonts w:asciiTheme="majorBidi" w:eastAsia="Times New Roman" w:hAnsiTheme="majorBidi" w:cstheme="majorBidi"/>
+          <w:b/>
+          <w:bCs/>
+          <w:noProof/>
+          <w:kern w:val="0"/>
+          <w:sz w:val="28"/>
+          <w:szCs w:val="28"/>
         </w:rPr>
         <mc:AlternateContent>
-          <mc:Choice Requires="wpg">
+          <mc:Choice Requires="wps">
             <w:drawing>
-              <wp:anchor distT="0" distB="0" distL="114300" distR="114300" simplePos="0" relativeHeight="251662336" behindDoc="0" locked="0" layoutInCell="1" allowOverlap="1" wp14:anchorId="13E4A9BD" wp14:editId="7FF1BD79">
+              <wp:anchor distT="0" distB="0" distL="114300" distR="114300" simplePos="0" relativeHeight="251662336" behindDoc="0" locked="0" layoutInCell="1" allowOverlap="1" wp14:anchorId="386F9C66" wp14:editId="3C98C8DE">
                 <wp:simplePos x="0" y="0"/>
                 <wp:positionH relativeFrom="margin">
                   <wp:align>center</wp:align>
                 </wp:positionH>
                 <wp:positionV relativeFrom="paragraph">
-                  <wp:posOffset>0</wp:posOffset>
+                  <wp:posOffset>12954</wp:posOffset>
                 </wp:positionV>
-                <wp:extent cx="3865426" cy="5355771"/>
-                <wp:effectExtent l="0" t="0" r="1905" b="0"/>
+                <wp:extent cx="3384732" cy="248875"/>
+                <wp:effectExtent l="0" t="0" r="6350" b="0"/>
                 <wp:wrapNone/>
-                <wp:docPr id="842508692" name="Group 3"/>
+                <wp:docPr id="284476663" name="Text Box 1"/>
                 <wp:cNvGraphicFramePr/>
                 <a:graphic xmlns:a="http://schemas.openxmlformats.org/drawingml/2006/main">
-                  <a:graphicData uri="http://schemas.microsoft.com/office/word/2010/wordprocessingGroup">
-                    <wpg:wgp>
-                      <wpg:cNvGrpSpPr/>
-                      <wpg:grpSpPr>
+                  <a:graphicData uri="http://schemas.microsoft.com/office/word/2010/wordprocessingShape">
+                    <wps:wsp>
+                      <wps:cNvSpPr txBox="1"/>
+                      <wps:spPr>
                         <a:xfrm>
                           <a:off x="0" y="0"/>
-                          <a:ext cx="3865426" cy="5355771"/>
-                          <a:chOff x="0" y="0"/>
-                          <a:chExt cx="3579495" cy="5561707"/>
+                          <a:ext cx="3384732" cy="248875"/>
                         </a:xfrm>
-                      </wpg:grpSpPr>
-                      <pic:pic xmlns:pic="http://schemas.openxmlformats.org/drawingml/2006/picture">
-                        <pic:nvPicPr>
-                          <pic:cNvPr id="493103441" name="Picture 1"/>
-                          <pic:cNvPicPr>
-                            <a:picLocks noChangeAspect="1"/>
-                          </pic:cNvPicPr>
-                        </pic:nvPicPr>
-                        <pic:blipFill>
-                          <a:blip r:embed="rId9">
-                            <a:extLst>
-                              <a:ext uri="{28A0092B-C50C-407E-A947-70E740481C1C}">
-                                <a14:useLocalDpi xmlns:a14="http://schemas.microsoft.com/office/drawing/2010/main" val="0"/>
-                              </a:ext>
-                            </a:extLst>
-                          </a:blip>
-                          <a:stretch>
-                            <a:fillRect/>
-                          </a:stretch>
-                        </pic:blipFill>
-                        <pic:spPr>
-                          <a:xfrm>
-                            <a:off x="0" y="0"/>
-                            <a:ext cx="3579495" cy="5133975"/>
-                          </a:xfrm>
-                          <a:prstGeom prst="rect">
-                            <a:avLst/>
-                          </a:prstGeom>
-                        </pic:spPr>
-                      </pic:pic>
-                      <wps:wsp>
-                        <wps:cNvPr id="1803927381" name="Text Box 1"/>
-                        <wps:cNvSpPr txBox="1"/>
-                        <wps:spPr>
-                          <a:xfrm>
-                            <a:off x="263127" y="5303262"/>
-                            <a:ext cx="3134359" cy="258445"/>
-                          </a:xfrm>
-                          <a:prstGeom prst="rect">
-                            <a:avLst/>
-                          </a:prstGeom>
-                          <a:solidFill>
-                            <a:prstClr val="white"/>
-                          </a:solidFill>
-                          <a:ln>
-                            <a:noFill/>
-                          </a:ln>
-                        </wps:spPr>
-                        <wps:txbx>
-                          <w:txbxContent>
-                            <w:p>
-                              <w:pPr>
-                                <w:pStyle w:val="Caption"/>
-                                <w:rPr>
-                                  <w:rFonts w:asciiTheme="majorBidi" w:eastAsia="Times New Roman" w:hAnsiTheme="majorBidi" w:cstheme="majorBidi"/>
-                                  <w:b/>
-                                  <w:bCs/>
-                                  <w:noProof/>
-                                  <w:color w:val="000000" w:themeColor="text1"/>
-                                  <w:kern w:val="0"/>
-                                </w:rPr>
-                              </w:pPr>
-                              <w:r>
-                                <w:rPr>
-                                  <w:rFonts w:asciiTheme="majorBidi" w:hAnsiTheme="majorBidi" w:cstheme="majorBidi"/>
-                                  <w:b/>
-                                  <w:bCs/>
-                                  <w:color w:val="000000" w:themeColor="text1"/>
-                                </w:rPr>
-                                <w:t>Figure 1: Flow Diagram of proposed method</w:t>
-                              </w:r>
-                            </w:p>
-                          </w:txbxContent>
-                        </wps:txbx>
-                        <wps:bodyPr rot="0" spcFirstLastPara="0" vertOverflow="overflow" horzOverflow="overflow" vert="horz" wrap="square" lIns="0" tIns="0" rIns="0" bIns="0" numCol="1" spcCol="0" rtlCol="0" fromWordArt="0" anchor="t" anchorCtr="0" forceAA="0" compatLnSpc="1">
-                          <a:prstTxWarp prst="textNoShape">
-                            <a:avLst/>
-                          </a:prstTxWarp>
-                          <a:noAutofit/>
-                        </wps:bodyPr>
-                      </wps:wsp>
-                    </wpg:wgp>
+                        <a:prstGeom prst="rect">
+                          <a:avLst/>
+                        </a:prstGeom>
+                        <a:solidFill>
+                          <a:prstClr val="white"/>
+                        </a:solidFill>
+                        <a:ln>
+                          <a:noFill/>
+                        </a:ln>
+                      </wps:spPr>
+                      <wps:txbx>
+                        <w:txbxContent>
+                          <w:p>
+                            <w:pPr>
+                              <w:pStyle w:val="Caption"/>
+                              <w:rPr>
+                                <w:rFonts w:asciiTheme="majorBidi" w:eastAsia="Times New Roman" w:hAnsiTheme="majorBidi" w:cstheme="majorBidi"/>
+                                <w:b/>
+                                <w:bCs/>
+                                <w:noProof/>
+                                <w:color w:val="000000" w:themeColor="text1"/>
+                                <w:kern w:val="0"/>
+                              </w:rPr>
+                            </w:pPr>
+                            <w:r>
+                              <w:rPr>
+                                <w:rFonts w:asciiTheme="majorBidi" w:hAnsiTheme="majorBidi" w:cstheme="majorBidi"/>
+                                <w:b/>
+                                <w:bCs/>
+                                <w:color w:val="000000" w:themeColor="text1"/>
+                              </w:rPr>
+                              <w:t>Figure 1: Flow Diagram of proposed method</w:t>
+                            </w:r>
+                          </w:p>
+                        </w:txbxContent>
+                      </wps:txbx>
+                      <wps:bodyPr rot="0" spcFirstLastPara="0" vertOverflow="overflow" horzOverflow="overflow" vert="horz" wrap="square" lIns="0" tIns="0" rIns="0" bIns="0" numCol="1" spcCol="0" rtlCol="0" fromWordArt="0" anchor="t" anchorCtr="0" forceAA="0" compatLnSpc="1">
+                        <a:prstTxWarp prst="textNoShape">
+                          <a:avLst/>
+                        </a:prstTxWarp>
+                        <a:noAutofit/>
+                      </wps:bodyPr>
+                    </wps:wsp>
                   </a:graphicData>
                 </a:graphic>
-                <wp14:sizeRelH relativeFrom="margin">
-                  <wp14:pctWidth>0</wp14:pctWidth>
-                </wp14:sizeRelH>
-                <wp14:sizeRelV relativeFrom="margin">
-                  <wp14:pctHeight>0</wp14:pctHeight>
-                </wp14:sizeRelV>
               </wp:anchor>
             </w:drawing>
           </mc:Choice>
           <mc:Fallback>
             <w:pict>
-              <v:group w14:anchorId="13E4A9BD" id="Group 3" o:spid="_x0000_s1026" style="position:absolute;left:0;text-align:left;margin-left:0;margin-top:0;width:304.35pt;height:421.7pt;z-index:251662336;mso-position-horizontal:center;mso-position-horizontal-relative:margin;mso-width-relative:margin;mso-height-relative:margin" coordsize="35794,55617" o:gfxdata="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">
-                <v:shapetype id="_x0000_t75" coordsize="21600,21600" o:spt="75" o:preferrelative="t" path="m@4@5l@4@11@9@11@9@5xe" filled="f" stroked="f">
-                  <v:stroke joinstyle="miter"/>
-                  <v:formulas>
-                    <v:f eqn="if lineDrawn pixelLineWidth 0"/>
-                    <v:f eqn="sum @0 1 0"/>
-                    <v:f eqn="sum 0 0 @1"/>
-                    <v:f eqn="prod @2 1 2"/>
-                    <v:f eqn="prod @3 21600 pixelWidth"/>
-                    <v:f eqn="prod @3 21600 pixelHeight"/>
-                    <v:f eqn="sum @0 0 1"/>
-                    <v:f eqn="prod @6 1 2"/>
-                    <v:f eqn="prod @7 21600 pixelWidth"/>
-                    <v:f eqn="sum @8 21600 0"/>
-                    <v:f eqn="prod @7 21600 pixelHeight"/>
-                    <v:f eqn="sum @10 21600 0"/>
-                  </v:formulas>
-                  <v:path o:extrusionok="f" gradientshapeok="t" o:connecttype="rect"/>
-                  <o:lock v:ext="edit" aspectratio="t"/>
-                </v:shapetype>
-                <v:shape id="Picture 1" o:spid="_x0000_s1027" type="#_x0000_t75" style="position:absolute;width:35794;height:51339;visibility:visible;mso-wrap-style:square" o:gfxdata="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">
-                  <v:imagedata r:id="rId10" o:title=""/>
-                </v:shape>
-                <v:shapetype id="_x0000_t202" coordsize="21600,21600" o:spt="202" path="m,l,21600r21600,l21600,xe">
-                  <v:stroke joinstyle="miter"/>
-                  <v:path gradientshapeok="t" o:connecttype="rect"/>
-                </v:shapetype>
-                <v:shape id="Text Box 1" o:spid="_x0000_s1028" type="#_x0000_t202" style="position:absolute;left:2631;top:53032;width:31343;height:2585;visibility:visible;mso-wrap-style:square;v-text-anchor:top" o:gfxdata="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" stroked="f">
-                  <v:textbox inset="0,0,0,0">
-                    <w:txbxContent>
-                      <w:p>
-                        <w:pPr>
-                          <w:pStyle w:val="Caption"/>
-                          <w:rPr>
-                            <w:rFonts w:asciiTheme="majorBidi" w:eastAsia="Times New Roman" w:hAnsiTheme="majorBidi" w:cstheme="majorBidi"/>
-                            <w:b/>
-                            <w:bCs/>
-                            <w:noProof/>
-                            <w:color w:val="000000" w:themeColor="text1"/>
-                            <w:kern w:val="0"/>
-                          </w:rPr>
-                        </w:pPr>
-                        <w:r>
-                          <w:rPr>
-                            <w:rFonts w:asciiTheme="majorBidi" w:hAnsiTheme="majorBidi" w:cstheme="majorBidi"/>
-                            <w:b/>
-                            <w:bCs/>
-                            <w:color w:val="000000" w:themeColor="text1"/>
-                          </w:rPr>
-                          <w:t>Figure 1: Flow Diagram of proposed method</w:t>
-                        </w:r>
-                      </w:p>
-                    </w:txbxContent>
-                  </v:textbox>
-                </v:shape>
+              <v:shapetype w14:anchorId="386F9C66" id="_x0000_t202" coordsize="21600,21600" o:spt="202" path="m,l,21600r21600,l21600,xe">
+                <v:stroke joinstyle="miter"/>
+                <v:path gradientshapeok="t" o:connecttype="rect"/>
+              </v:shapetype>
+              <v:shape id="Text Box 1" o:spid="_x0000_s1026" type="#_x0000_t202" style="position:absolute;left:0;text-align:left;margin-left:0;margin-top:1pt;width:266.5pt;height:19.6pt;z-index:251662336;visibility:visible;mso-wrap-style:square;mso-wrap-distance-left:9pt;mso-wrap-distance-top:0;mso-wrap-distance-right:9pt;mso-wrap-distance-bottom:0;mso-position-horizontal:center;mso-position-horizontal-relative:margin;mso-position-vertical:absolute;mso-position-vertical-relative:text;v-text-anchor:top" o:gfxdata="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" stroked="f">
+                <v:textbox inset="0,0,0,0">
+                  <w:txbxContent>
+                    <w:p>
+                      <w:pPr>
+                        <w:pStyle w:val="Caption"/>
+                        <w:rPr>
+                          <w:rFonts w:asciiTheme="majorBidi" w:eastAsia="Times New Roman" w:hAnsiTheme="majorBidi" w:cstheme="majorBidi"/>
+                          <w:b/>
+                          <w:bCs/>
+                          <w:noProof/>
+                          <w:color w:val="000000" w:themeColor="text1"/>
+                          <w:kern w:val="0"/>
+                        </w:rPr>
+                      </w:pPr>
+                      <w:r>
+                        <w:rPr>
+                          <w:rFonts w:asciiTheme="majorBidi" w:hAnsiTheme="majorBidi" w:cstheme="majorBidi"/>
+                          <w:b/>
+                          <w:bCs/>
+                          <w:color w:val="000000" w:themeColor="text1"/>
+                        </w:rPr>
+                        <w:t>Figure 1: Flow Diagram of proposed method</w:t>
+                      </w:r>
+                    </w:p>
+                  </w:txbxContent>
+                </v:textbox>
                 <w10:wrap anchorx="margin"/>
-              </v:group>
+              </v:shape>
             </w:pict>
           </mc:Fallback>
         </mc:AlternateContent>
@@ -11398,233 +11413,26 @@
       <w:pPr>
         <w:rPr>
           <w:rFonts w:asciiTheme="majorBidi" w:eastAsia="Times New Roman" w:hAnsiTheme="majorBidi" w:cstheme="majorBidi"/>
+          <w:b/>
+          <w:bCs/>
+          <w:kern w:val="0"/>
           <w:sz w:val="28"/>
           <w:szCs w:val="28"/>
-        </w:rPr>
-      </w:pPr>
-    </w:p>
-    <w:p>
-      <w:pPr>
-        <w:rPr>
-          <w:rFonts w:asciiTheme="majorBidi" w:eastAsia="Times New Roman" w:hAnsiTheme="majorBidi" w:cstheme="majorBidi"/>
+          <w14:ligatures w14:val="none"/>
+        </w:rPr>
+      </w:pPr>
+      <w:r>
+        <w:rPr>
+          <w:rFonts w:asciiTheme="majorBidi" w:eastAsia="Times New Roman" w:hAnsiTheme="majorBidi" w:cstheme="majorBidi"/>
+          <w:b/>
+          <w:bCs/>
+          <w:kern w:val="0"/>
           <w:sz w:val="28"/>
           <w:szCs w:val="28"/>
-        </w:rPr>
-      </w:pPr>
-    </w:p>
-    <w:p>
-      <w:pPr>
-        <w:rPr>
-          <w:rFonts w:asciiTheme="majorBidi" w:eastAsia="Times New Roman" w:hAnsiTheme="majorBidi" w:cstheme="majorBidi"/>
-          <w:sz w:val="28"/>
-          <w:szCs w:val="28"/>
-        </w:rPr>
-      </w:pPr>
-    </w:p>
-    <w:p>
-      <w:pPr>
-        <w:rPr>
-          <w:rFonts w:asciiTheme="majorBidi" w:eastAsia="Times New Roman" w:hAnsiTheme="majorBidi" w:cstheme="majorBidi"/>
-          <w:sz w:val="28"/>
-          <w:szCs w:val="28"/>
-        </w:rPr>
-      </w:pPr>
-    </w:p>
-    <w:p>
-      <w:pPr>
-        <w:rPr>
-          <w:rFonts w:asciiTheme="majorBidi" w:eastAsia="Times New Roman" w:hAnsiTheme="majorBidi" w:cstheme="majorBidi"/>
-          <w:sz w:val="28"/>
-          <w:szCs w:val="28"/>
-        </w:rPr>
-      </w:pPr>
-    </w:p>
-    <w:p>
-      <w:pPr>
-        <w:rPr>
-          <w:rFonts w:asciiTheme="majorBidi" w:eastAsia="Times New Roman" w:hAnsiTheme="majorBidi" w:cstheme="majorBidi"/>
-          <w:sz w:val="28"/>
-          <w:szCs w:val="28"/>
-        </w:rPr>
-      </w:pPr>
-    </w:p>
-    <w:p>
-      <w:pPr>
-        <w:rPr>
-          <w:rFonts w:asciiTheme="majorBidi" w:eastAsia="Times New Roman" w:hAnsiTheme="majorBidi" w:cstheme="majorBidi"/>
-          <w:sz w:val="28"/>
-          <w:szCs w:val="28"/>
-        </w:rPr>
-      </w:pPr>
-    </w:p>
-    <w:p>
-      <w:pPr>
-        <w:rPr>
-          <w:rFonts w:asciiTheme="majorBidi" w:eastAsia="Times New Roman" w:hAnsiTheme="majorBidi" w:cstheme="majorBidi"/>
-          <w:sz w:val="28"/>
-          <w:szCs w:val="28"/>
-        </w:rPr>
-      </w:pPr>
-    </w:p>
-    <w:p>
-      <w:pPr>
-        <w:rPr>
-          <w:rFonts w:asciiTheme="majorBidi" w:eastAsia="Times New Roman" w:hAnsiTheme="majorBidi" w:cstheme="majorBidi"/>
-          <w:sz w:val="28"/>
-          <w:szCs w:val="28"/>
-        </w:rPr>
-      </w:pPr>
-    </w:p>
-    <w:p>
-      <w:pPr>
-        <w:rPr>
-          <w:rFonts w:asciiTheme="majorBidi" w:eastAsia="Times New Roman" w:hAnsiTheme="majorBidi" w:cstheme="majorBidi"/>
-          <w:sz w:val="28"/>
-          <w:szCs w:val="28"/>
-        </w:rPr>
-      </w:pPr>
-    </w:p>
-    <w:p>
-      <w:pPr>
-        <w:rPr>
-          <w:rFonts w:asciiTheme="majorBidi" w:eastAsia="Times New Roman" w:hAnsiTheme="majorBidi" w:cstheme="majorBidi"/>
-          <w:sz w:val="28"/>
-          <w:szCs w:val="28"/>
-        </w:rPr>
-      </w:pPr>
-    </w:p>
-    <w:p>
-      <w:pPr>
-        <w:rPr>
-          <w:rFonts w:asciiTheme="majorBidi" w:eastAsia="Times New Roman" w:hAnsiTheme="majorBidi" w:cstheme="majorBidi"/>
-          <w:sz w:val="28"/>
-          <w:szCs w:val="28"/>
-        </w:rPr>
-      </w:pPr>
-    </w:p>
-    <w:p>
-      <w:pPr>
-        <w:rPr>
-          <w:rFonts w:asciiTheme="majorBidi" w:eastAsia="Times New Roman" w:hAnsiTheme="majorBidi" w:cstheme="majorBidi"/>
-          <w:sz w:val="28"/>
-          <w:szCs w:val="28"/>
-        </w:rPr>
-      </w:pPr>
-    </w:p>
-    <w:p>
-      <w:pPr>
-        <w:rPr>
-          <w:rFonts w:asciiTheme="majorBidi" w:eastAsia="Times New Roman" w:hAnsiTheme="majorBidi" w:cstheme="majorBidi"/>
-          <w:sz w:val="28"/>
-          <w:szCs w:val="28"/>
-        </w:rPr>
-      </w:pPr>
-    </w:p>
-    <w:p>
-      <w:pPr>
-        <w:rPr>
-          <w:rFonts w:asciiTheme="majorBidi" w:eastAsia="Times New Roman" w:hAnsiTheme="majorBidi" w:cstheme="majorBidi"/>
-          <w:sz w:val="28"/>
-          <w:szCs w:val="28"/>
-        </w:rPr>
-      </w:pPr>
-    </w:p>
-    <w:p>
-      <w:pPr>
-        <w:rPr>
-          <w:rFonts w:asciiTheme="majorBidi" w:eastAsia="Times New Roman" w:hAnsiTheme="majorBidi" w:cstheme="majorBidi"/>
-          <w:sz w:val="28"/>
-          <w:szCs w:val="28"/>
-        </w:rPr>
-      </w:pPr>
-    </w:p>
-    <w:p>
-      <w:pPr>
-        <w:rPr>
-          <w:rFonts w:asciiTheme="majorBidi" w:eastAsia="Times New Roman" w:hAnsiTheme="majorBidi" w:cstheme="majorBidi"/>
-          <w:sz w:val="28"/>
-          <w:szCs w:val="28"/>
-        </w:rPr>
-      </w:pPr>
-    </w:p>
-    <w:p>
-      <w:pPr>
-        <w:rPr>
-          <w:rFonts w:asciiTheme="majorBidi" w:eastAsia="Times New Roman" w:hAnsiTheme="majorBidi" w:cstheme="majorBidi"/>
-          <w:sz w:val="28"/>
-          <w:szCs w:val="28"/>
-        </w:rPr>
-      </w:pPr>
-    </w:p>
-    <w:p>
-      <w:pPr>
-        <w:rPr>
-          <w:rFonts w:asciiTheme="majorBidi" w:eastAsia="Times New Roman" w:hAnsiTheme="majorBidi" w:cstheme="majorBidi"/>
-          <w:sz w:val="28"/>
-          <w:szCs w:val="28"/>
-        </w:rPr>
-      </w:pPr>
-    </w:p>
-    <w:p>
-      <w:pPr>
-        <w:rPr>
-          <w:rFonts w:asciiTheme="majorBidi" w:eastAsia="Times New Roman" w:hAnsiTheme="majorBidi" w:cstheme="majorBidi"/>
-          <w:b/>
-          <w:bCs/>
-          <w:kern w:val="0"/>
-          <w:sz w:val="28"/>
-          <w:szCs w:val="28"/>
-          <w14:ligatures w14:val="none"/>
-        </w:rPr>
-      </w:pPr>
-    </w:p>
-    <w:p>
-      <w:pPr>
-        <w:rPr>
-          <w:rFonts w:asciiTheme="majorBidi" w:eastAsia="Times New Roman" w:hAnsiTheme="majorBidi" w:cstheme="majorBidi"/>
-          <w:sz w:val="28"/>
-          <w:szCs w:val="28"/>
-        </w:rPr>
-      </w:pPr>
-    </w:p>
-    <w:p>
-      <w:pPr>
-        <w:rPr>
-          <w:rFonts w:asciiTheme="majorBidi" w:eastAsia="Times New Roman" w:hAnsiTheme="majorBidi" w:cstheme="majorBidi"/>
-          <w:b/>
-          <w:bCs/>
-          <w:kern w:val="0"/>
-          <w:sz w:val="28"/>
-          <w:szCs w:val="28"/>
-          <w14:ligatures w14:val="none"/>
-        </w:rPr>
-      </w:pPr>
-    </w:p>
-    <w:p>
-      <w:pPr>
-        <w:rPr>
-          <w:rFonts w:asciiTheme="majorBidi" w:eastAsia="Times New Roman" w:hAnsiTheme="majorBidi" w:cstheme="majorBidi"/>
-          <w:b/>
-          <w:bCs/>
-          <w:kern w:val="0"/>
-          <w:sz w:val="28"/>
-          <w:szCs w:val="28"/>
-          <w14:ligatures w14:val="none"/>
-        </w:rPr>
-      </w:pPr>
-    </w:p>
-    <w:p>
-      <w:pPr>
-        <w:rPr>
-          <w:rFonts w:asciiTheme="majorBidi" w:eastAsia="Times New Roman" w:hAnsiTheme="majorBidi" w:cstheme="majorBidi"/>
-          <w:b/>
-          <w:bCs/>
-          <w:kern w:val="0"/>
-          <w:sz w:val="28"/>
-          <w:szCs w:val="28"/>
-          <w14:ligatures w14:val="none"/>
-        </w:rPr>
-      </w:pPr>
+          <w14:ligatures w14:val="none"/>
+        </w:rPr>
+        <w:br w:type="page"/>
+      </w:r>
     </w:p>
     <w:p>
       <w:pPr>
@@ -11679,13 +11487,13 @@
     </w:p>
     <w:tbl>
       <w:tblPr>
-        <w:tblW w:w="8820" w:type="dxa"/>
+        <w:tblW w:w="8910" w:type="dxa"/>
         <w:tblInd w:w="355" w:type="dxa"/>
         <w:tblLook w:val="04A0" w:firstRow="1" w:lastRow="0" w:firstColumn="1" w:lastColumn="0" w:noHBand="0" w:noVBand="1"/>
       </w:tblPr>
       <w:tblGrid>
         <w:gridCol w:w="1710"/>
-        <w:gridCol w:w="7110"/>
+        <w:gridCol w:w="7200"/>
       </w:tblGrid>
       <w:tr>
         <w:trPr>
@@ -11730,7 +11538,7 @@
         </w:tc>
         <w:tc>
           <w:tcPr>
-            <w:tcW w:w="7110" w:type="dxa"/>
+            <w:tcW w:w="7200" w:type="dxa"/>
             <w:tcBorders>
               <w:top w:val="single" w:sz="4" w:space="0" w:color="auto"/>
               <w:left w:val="single" w:sz="4" w:space="0" w:color="auto"/>
@@ -11812,7 +11620,7 @@
         </w:tc>
         <w:tc>
           <w:tcPr>
-            <w:tcW w:w="7110" w:type="dxa"/>
+            <w:tcW w:w="7200" w:type="dxa"/>
             <w:tcBorders>
               <w:top w:val="single" w:sz="4" w:space="0" w:color="auto"/>
               <w:left w:val="single" w:sz="4" w:space="0" w:color="auto"/>
@@ -11893,7 +11701,7 @@
         </w:tc>
         <w:tc>
           <w:tcPr>
-            <w:tcW w:w="7110" w:type="dxa"/>
+            <w:tcW w:w="7200" w:type="dxa"/>
             <w:tcBorders>
               <w:top w:val="single" w:sz="4" w:space="0" w:color="auto"/>
               <w:left w:val="single" w:sz="4" w:space="0" w:color="auto"/>
@@ -11974,7 +11782,7 @@
         </w:tc>
         <w:tc>
           <w:tcPr>
-            <w:tcW w:w="7110" w:type="dxa"/>
+            <w:tcW w:w="7200" w:type="dxa"/>
             <w:tcBorders>
               <w:top w:val="single" w:sz="4" w:space="0" w:color="auto"/>
               <w:left w:val="single" w:sz="4" w:space="0" w:color="auto"/>
@@ -12055,7 +11863,7 @@
         </w:tc>
         <w:tc>
           <w:tcPr>
-            <w:tcW w:w="7110" w:type="dxa"/>
+            <w:tcW w:w="7200" w:type="dxa"/>
             <w:tcBorders>
               <w:top w:val="single" w:sz="4" w:space="0" w:color="auto"/>
               <w:left w:val="single" w:sz="4" w:space="0" w:color="auto"/>
@@ -12145,7 +11953,7 @@
         </w:tc>
         <w:tc>
           <w:tcPr>
-            <w:tcW w:w="7110" w:type="dxa"/>
+            <w:tcW w:w="7200" w:type="dxa"/>
             <w:tcBorders>
               <w:top w:val="single" w:sz="4" w:space="0" w:color="auto"/>
               <w:left w:val="single" w:sz="4" w:space="0" w:color="auto"/>
@@ -12226,7 +12034,7 @@
         </w:tc>
         <w:tc>
           <w:tcPr>
-            <w:tcW w:w="7110" w:type="dxa"/>
+            <w:tcW w:w="7200" w:type="dxa"/>
             <w:tcBorders>
               <w:top w:val="single" w:sz="4" w:space="0" w:color="auto"/>
               <w:left w:val="single" w:sz="4" w:space="0" w:color="auto"/>
@@ -12307,7 +12115,7 @@
         </w:tc>
         <w:tc>
           <w:tcPr>
-            <w:tcW w:w="7110" w:type="dxa"/>
+            <w:tcW w:w="7200" w:type="dxa"/>
             <w:tcBorders>
               <w:top w:val="single" w:sz="4" w:space="0" w:color="auto"/>
               <w:left w:val="single" w:sz="4" w:space="0" w:color="auto"/>
@@ -12388,7 +12196,7 @@
         </w:tc>
         <w:tc>
           <w:tcPr>
-            <w:tcW w:w="7110" w:type="dxa"/>
+            <w:tcW w:w="7200" w:type="dxa"/>
             <w:tcBorders>
               <w:top w:val="single" w:sz="4" w:space="0" w:color="auto"/>
               <w:left w:val="single" w:sz="4" w:space="0" w:color="auto"/>
@@ -12469,7 +12277,7 @@
         </w:tc>
         <w:tc>
           <w:tcPr>
-            <w:tcW w:w="7110" w:type="dxa"/>
+            <w:tcW w:w="7200" w:type="dxa"/>
             <w:tcBorders>
               <w:top w:val="single" w:sz="4" w:space="0" w:color="auto"/>
               <w:left w:val="single" w:sz="4" w:space="0" w:color="auto"/>
@@ -12550,7 +12358,7 @@
         </w:tc>
         <w:tc>
           <w:tcPr>
-            <w:tcW w:w="7110" w:type="dxa"/>
+            <w:tcW w:w="7200" w:type="dxa"/>
             <w:tcBorders>
               <w:top w:val="single" w:sz="4" w:space="0" w:color="auto"/>
               <w:left w:val="single" w:sz="4" w:space="0" w:color="auto"/>
@@ -12631,7 +12439,7 @@
         </w:tc>
         <w:tc>
           <w:tcPr>
-            <w:tcW w:w="7110" w:type="dxa"/>
+            <w:tcW w:w="7200" w:type="dxa"/>
             <w:tcBorders>
               <w:top w:val="single" w:sz="4" w:space="0" w:color="auto"/>
               <w:left w:val="single" w:sz="4" w:space="0" w:color="auto"/>
@@ -12667,6 +12475,26 @@
         </w:tc>
       </w:tr>
     </w:tbl>
+    <w:p>
+      <w:pPr>
+        <w:pStyle w:val="ListParagraph"/>
+        <w:tabs>
+          <w:tab w:val="left" w:pos="1044"/>
+        </w:tabs>
+        <w:spacing w:line="276" w:lineRule="auto"/>
+        <w:ind w:firstLine="0"/>
+        <w:jc w:val="both"/>
+        <w:rPr>
+          <w:rFonts w:asciiTheme="majorBidi" w:eastAsia="Times New Roman" w:hAnsiTheme="majorBidi" w:cstheme="majorBidi"/>
+          <w:b/>
+          <w:bCs/>
+          <w:kern w:val="0"/>
+          <w:sz w:val="28"/>
+          <w:szCs w:val="28"/>
+          <w14:ligatures w14:val="none"/>
+        </w:rPr>
+      </w:pPr>
+    </w:p>
     <w:p>
       <w:pPr>
         <w:pStyle w:val="ListParagraph"/>
@@ -13788,6 +13616,28 @@
           <w14:ligatures w14:val="none"/>
         </w:rPr>
       </w:pPr>
+      <w:r>
+        <w:rPr>
+          <w:rFonts w:asciiTheme="majorBidi" w:eastAsia="Times New Roman" w:hAnsiTheme="majorBidi" w:cstheme="majorBidi"/>
+          <w:kern w:val="0"/>
+          <w:sz w:val="24"/>
+          <w:szCs w:val="24"/>
+          <w14:ligatures w14:val="none"/>
+        </w:rPr>
+        <w:br w:type="page"/>
+      </w:r>
+    </w:p>
+    <w:p>
+      <w:pPr>
+        <w:ind w:left="0" w:firstLine="0"/>
+        <w:rPr>
+          <w:rFonts w:asciiTheme="majorBidi" w:eastAsia="Times New Roman" w:hAnsiTheme="majorBidi" w:cstheme="majorBidi"/>
+          <w:kern w:val="0"/>
+          <w:sz w:val="24"/>
+          <w:szCs w:val="24"/>
+          <w14:ligatures w14:val="none"/>
+        </w:rPr>
+      </w:pPr>
     </w:p>
     <w:tbl>
       <w:tblPr>
@@ -14681,7 +14531,7 @@
                     <pic:cNvPicPr/>
                   </pic:nvPicPr>
                   <pic:blipFill>
-                    <a:blip r:embed="rId11">
+                    <a:blip r:embed="rId10">
                       <a:extLst>
                         <a:ext uri="{28A0092B-C50C-407E-A947-70E740481C1C}">
                           <a14:useLocalDpi xmlns:a14="http://schemas.microsoft.com/office/drawing/2010/main" val="0"/>
@@ -14999,47 +14849,7 @@
           <w:szCs w:val="24"/>
           <w14:ligatures w14:val="none"/>
         </w:rPr>
-        <w:t>The observed limitations of static graph construction and weak semantic-structural</w:t>
-      </w:r>
-      <w:r>
-        <w:rPr>
-          <w:rFonts w:asciiTheme="majorBidi" w:eastAsia="Times New Roman" w:hAnsiTheme="majorBidi" w:cstheme="majorBidi"/>
-          <w:kern w:val="0"/>
-          <w:sz w:val="24"/>
-          <w:szCs w:val="24"/>
-          <w14:ligatures w14:val="none"/>
-        </w:rPr>
-        <w:t xml:space="preserve"> </w:t>
-      </w:r>
-      <w:r>
-        <w:rPr>
-          <w:rFonts w:asciiTheme="majorBidi" w:eastAsia="Times New Roman" w:hAnsiTheme="majorBidi" w:cstheme="majorBidi"/>
-          <w:kern w:val="0"/>
-          <w:sz w:val="24"/>
-          <w:szCs w:val="24"/>
-          <w14:ligatures w14:val="none"/>
-        </w:rPr>
-        <w:t>alignment motivate the need for adaptive semantic refinement, dynamic graph</w:t>
-      </w:r>
-      <w:r>
-        <w:rPr>
-          <w:rFonts w:asciiTheme="majorBidi" w:eastAsia="Times New Roman" w:hAnsiTheme="majorBidi" w:cstheme="majorBidi"/>
-          <w:kern w:val="0"/>
-          <w:sz w:val="24"/>
-          <w:szCs w:val="24"/>
-          <w14:ligatures w14:val="none"/>
-        </w:rPr>
-        <w:t xml:space="preserve"> </w:t>
-      </w:r>
-      <w:r>
-        <w:rPr>
-          <w:rFonts w:asciiTheme="majorBidi" w:eastAsia="Times New Roman" w:hAnsiTheme="majorBidi" w:cstheme="majorBidi"/>
-          <w:kern w:val="0"/>
-          <w:sz w:val="24"/>
-          <w:szCs w:val="24"/>
-          <w14:ligatures w14:val="none"/>
-        </w:rPr>
-        <w:t>reconstruction, and contrastive semantic-structural learning mechanisms in Thesis-II.</w:t>
+        <w:t>The observed limitations of static graph construction and weak semantic-structural alignment motivate the need for adaptive semantic refinement, dynamic graph reconstruction, and contrastive semantic-structural learning mechanisms in Thesis-II.</w:t>
       </w:r>
     </w:p>
     <w:p>
@@ -15385,6 +15195,60 @@
         <w:ind w:left="1080"/>
         <w:jc w:val="both"/>
         <w:rPr>
+          <w:rFonts w:asciiTheme="majorBidi" w:eastAsia="Times New Roman" w:hAnsiTheme="majorBidi" w:cstheme="majorBidi"/>
+          <w:kern w:val="0"/>
+          <w:sz w:val="24"/>
+          <w:szCs w:val="24"/>
+          <w14:ligatures w14:val="none"/>
+        </w:rPr>
+      </w:pPr>
+      <w:r>
+        <w:rPr>
+          <w:rFonts w:asciiTheme="majorBidi" w:eastAsia="Times New Roman" w:hAnsiTheme="majorBidi" w:cstheme="majorBidi"/>
+          <w:b/>
+          <w:bCs/>
+          <w:kern w:val="0"/>
+          <w:sz w:val="24"/>
+          <w:szCs w:val="24"/>
+          <w14:ligatures w14:val="none"/>
+        </w:rPr>
+        <w:t>Training Stability:</w:t>
+      </w:r>
+      <w:r>
+        <w:rPr>
+          <w:rFonts w:asciiTheme="majorBidi" w:eastAsia="Times New Roman" w:hAnsiTheme="majorBidi" w:cstheme="majorBidi"/>
+          <w:kern w:val="0"/>
+          <w:sz w:val="24"/>
+          <w:szCs w:val="24"/>
+          <w14:ligatures w14:val="none"/>
+        </w:rPr>
+        <w:t xml:space="preserve"> Multi-objective deep clustering optimization remains sensitive to initialization quality, graph construction</w:t>
+      </w:r>
+      <w:r>
+        <w:rPr>
+          <w:rFonts w:asciiTheme="majorBidi" w:eastAsia="Times New Roman" w:hAnsiTheme="majorBidi" w:cstheme="majorBidi"/>
+          <w:kern w:val="0"/>
+          <w:sz w:val="24"/>
+          <w:szCs w:val="24"/>
+          <w14:ligatures w14:val="none"/>
+        </w:rPr>
+        <w:t xml:space="preserve"> and</w:t>
+      </w:r>
+      <w:r>
+        <w:rPr>
+          <w:rFonts w:asciiTheme="majorBidi" w:eastAsia="Times New Roman" w:hAnsiTheme="majorBidi" w:cstheme="majorBidi"/>
+          <w:kern w:val="0"/>
+          <w:sz w:val="24"/>
+          <w:szCs w:val="24"/>
+          <w14:ligatures w14:val="none"/>
+        </w:rPr>
+        <w:t xml:space="preserve"> centroid initialization.</w:t>
+      </w:r>
+    </w:p>
+    <w:p>
+      <w:pPr>
+        <w:pStyle w:val="ListParagraph"/>
+        <w:rPr>
           <w:rStyle w:val="Strong"/>
           <w:rFonts w:asciiTheme="majorBidi" w:eastAsia="Times New Roman" w:hAnsiTheme="majorBidi" w:cstheme="majorBidi"/>
           <w:b w:val="0"/>
@@ -15395,48 +15259,27 @@
           <w14:ligatures w14:val="none"/>
         </w:rPr>
       </w:pPr>
-      <w:r>
-        <w:rPr>
-          <w:rFonts w:asciiTheme="majorBidi" w:eastAsia="Times New Roman" w:hAnsiTheme="majorBidi" w:cstheme="majorBidi"/>
-          <w:b/>
-          <w:bCs/>
-          <w:kern w:val="0"/>
-          <w:sz w:val="24"/>
-          <w:szCs w:val="24"/>
-          <w14:ligatures w14:val="none"/>
-        </w:rPr>
-        <w:t>Training Stability:</w:t>
-      </w:r>
-      <w:r>
-        <w:rPr>
-          <w:rFonts w:asciiTheme="majorBidi" w:eastAsia="Times New Roman" w:hAnsiTheme="majorBidi" w:cstheme="majorBidi"/>
-          <w:kern w:val="0"/>
-          <w:sz w:val="24"/>
-          <w:szCs w:val="24"/>
-          <w14:ligatures w14:val="none"/>
-        </w:rPr>
-        <w:t xml:space="preserve"> Multi-objective deep clustering optimization remains sensitive to initialization quality, graph construction</w:t>
-      </w:r>
-      <w:r>
-        <w:rPr>
-          <w:rFonts w:asciiTheme="majorBidi" w:eastAsia="Times New Roman" w:hAnsiTheme="majorBidi" w:cstheme="majorBidi"/>
-          <w:kern w:val="0"/>
-          <w:sz w:val="24"/>
-          <w:szCs w:val="24"/>
-          <w14:ligatures w14:val="none"/>
-        </w:rPr>
-        <w:t xml:space="preserve"> and</w:t>
-      </w:r>
-      <w:r>
-        <w:rPr>
-          <w:rFonts w:asciiTheme="majorBidi" w:eastAsia="Times New Roman" w:hAnsiTheme="majorBidi" w:cstheme="majorBidi"/>
-          <w:kern w:val="0"/>
-          <w:sz w:val="24"/>
-          <w:szCs w:val="24"/>
-          <w14:ligatures w14:val="none"/>
-        </w:rPr>
-        <w:t xml:space="preserve"> centroid initialization.</w:t>
-      </w:r>
+    </w:p>
+    <w:p>
+      <w:pPr>
+        <w:pStyle w:val="ListParagraph"/>
+        <w:tabs>
+          <w:tab w:val="left" w:pos="1044"/>
+        </w:tabs>
+        <w:spacing w:line="276" w:lineRule="auto"/>
+        <w:ind w:left="1080" w:firstLine="0"/>
+        <w:jc w:val="both"/>
+        <w:rPr>
+          <w:rStyle w:val="Strong"/>
+          <w:rFonts w:asciiTheme="majorBidi" w:eastAsia="Times New Roman" w:hAnsiTheme="majorBidi" w:cstheme="majorBidi"/>
+          <w:b w:val="0"/>
+          <w:bCs w:val="0"/>
+          <w:kern w:val="0"/>
+          <w:sz w:val="24"/>
+          <w:szCs w:val="24"/>
+          <w14:ligatures w14:val="none"/>
+        </w:rPr>
+      </w:pPr>
     </w:p>
     <w:p>
       <w:pPr>
@@ -15954,6 +15797,27 @@
           <w14:ligatures w14:val="none"/>
         </w:rPr>
         <w:t>raph-based structural embeddings</w:t>
+      </w:r>
+    </w:p>
+    <w:p>
+      <w:pPr>
+        <w:rPr>
+          <w:rFonts w:asciiTheme="majorBidi" w:eastAsia="Times New Roman" w:hAnsiTheme="majorBidi" w:cstheme="majorBidi"/>
+          <w:kern w:val="0"/>
+          <w:sz w:val="24"/>
+          <w:szCs w:val="24"/>
+          <w14:ligatures w14:val="none"/>
+        </w:rPr>
+      </w:pPr>
+      <w:r>
+        <w:rPr>
+          <w:rFonts w:asciiTheme="majorBidi" w:eastAsia="Times New Roman" w:hAnsiTheme="majorBidi" w:cstheme="majorBidi"/>
+          <w:kern w:val="0"/>
+          <w:sz w:val="24"/>
+          <w:szCs w:val="24"/>
+          <w14:ligatures w14:val="none"/>
+        </w:rPr>
+        <w:br w:type="page"/>
       </w:r>
     </w:p>
     <w:p>
@@ -16566,6 +16430,16 @@
         </w:rPr>
         <w:t>The overall objective of Thesis Part-II is to investigate whether adaptive interaction between semantic representation learning and structural neighborhood modeling can improve clustering robustness and semantic consistency in deep document clustering systems.</w:t>
       </w:r>
+      <w:r>
+        <w:rPr>
+          <w:rFonts w:asciiTheme="majorBidi" w:eastAsia="Times New Roman" w:hAnsiTheme="majorBidi" w:cstheme="majorBidi"/>
+          <w:kern w:val="0"/>
+          <w:sz w:val="24"/>
+          <w:szCs w:val="24"/>
+          <w14:ligatures w14:val="none"/>
+        </w:rPr>
+        <w:br w:type="page"/>
+      </w:r>
     </w:p>
     <w:p>
       <w:pPr>
@@ -17981,12 +17855,12 @@
       </w:pPr>
     </w:p>
     <w:sectPr>
-      <w:headerReference w:type="even" r:id="rId12"/>
-      <w:headerReference w:type="default" r:id="rId13"/>
-      <w:footerReference w:type="even" r:id="rId14"/>
-      <w:footerReference w:type="default" r:id="rId15"/>
-      <w:headerReference w:type="first" r:id="rId16"/>
-      <w:footerReference w:type="first" r:id="rId17"/>
+      <w:headerReference w:type="even" r:id="rId11"/>
+      <w:headerReference w:type="default" r:id="rId12"/>
+      <w:footerReference w:type="even" r:id="rId13"/>
+      <w:footerReference w:type="default" r:id="rId14"/>
+      <w:headerReference w:type="first" r:id="rId15"/>
+      <w:footerReference w:type="first" r:id="rId16"/>
       <w:pgSz w:w="11906" w:h="16838" w:code="9"/>
       <w:pgMar w:top="1440" w:right="1440" w:bottom="1440" w:left="1440" w:header="720" w:footer="720" w:gutter="0"/>
       <w:cols w:space="720"/>

--- a/Documents/Submissions/Report-Thesis-I-24k-8021.docx
+++ b/Documents/Submissions/Report-Thesis-I-24k-8021.docx
@@ -500,6 +500,64 @@
           <w14:ligatures w14:val="none"/>
         </w:rPr>
       </w:pPr>
+      <w:r>
+        <w:rPr>
+          <w:rFonts w:asciiTheme="majorBidi" w:eastAsia="Times New Roman" w:hAnsiTheme="majorBidi" w:cstheme="majorBidi"/>
+          <w:kern w:val="0"/>
+          <w:sz w:val="28"/>
+          <w:szCs w:val="28"/>
+          <w14:ligatures w14:val="none"/>
+        </w:rPr>
+        <w:drawing>
+          <wp:anchor distT="0" distB="0" distL="114300" distR="114300" simplePos="0" relativeHeight="251665408" behindDoc="0" locked="0" layoutInCell="1" allowOverlap="1" wp14:anchorId="5A6CD854" wp14:editId="17CDA41B">
+            <wp:simplePos x="0" y="0"/>
+            <wp:positionH relativeFrom="margin">
+              <wp:posOffset>4392599</wp:posOffset>
+            </wp:positionH>
+            <wp:positionV relativeFrom="paragraph">
+              <wp:posOffset>6543</wp:posOffset>
+            </wp:positionV>
+            <wp:extent cx="1181100" cy="1123950"/>
+            <wp:effectExtent l="0" t="0" r="0" b="0"/>
+            <wp:wrapNone/>
+            <wp:docPr id="1704725160" name="Picture 1"/>
+            <wp:cNvGraphicFramePr>
+              <a:graphicFrameLocks xmlns:a="http://schemas.openxmlformats.org/drawingml/2006/main" noChangeAspect="1"/>
+            </wp:cNvGraphicFramePr>
+            <a:graphic xmlns:a="http://schemas.openxmlformats.org/drawingml/2006/main">
+              <a:graphicData uri="http://schemas.openxmlformats.org/drawingml/2006/picture">
+                <pic:pic xmlns:pic="http://schemas.openxmlformats.org/drawingml/2006/picture">
+                  <pic:nvPicPr>
+                    <pic:cNvPr id="1704725160" name=""/>
+                    <pic:cNvPicPr/>
+                  </pic:nvPicPr>
+                  <pic:blipFill>
+                    <a:blip r:embed="rId9">
+                      <a:extLst>
+                        <a:ext uri="{28A0092B-C50C-407E-A947-70E740481C1C}">
+                          <a14:useLocalDpi xmlns:a14="http://schemas.microsoft.com/office/drawing/2010/main" val="0"/>
+                        </a:ext>
+                      </a:extLst>
+                    </a:blip>
+                    <a:stretch>
+                      <a:fillRect/>
+                    </a:stretch>
+                  </pic:blipFill>
+                  <pic:spPr>
+                    <a:xfrm>
+                      <a:off x="0" y="0"/>
+                      <a:ext cx="1181100" cy="1123950"/>
+                    </a:xfrm>
+                    <a:prstGeom prst="rect">
+                      <a:avLst/>
+                    </a:prstGeom>
+                  </pic:spPr>
+                </pic:pic>
+              </a:graphicData>
+            </a:graphic>
+          </wp:anchor>
+        </w:drawing>
+      </w:r>
     </w:p>
     <w:p>
       <w:pPr>
@@ -580,6 +638,12 @@
           <w14:ligatures w14:val="none"/>
         </w:rPr>
         <w:t>: S M Imran Abbas (24K-8021)</w:t>
+      </w:r>
+      <w:r>
+        <w:rPr>
+          <w:noProof/>
+        </w:rPr>
+        <w:t xml:space="preserve"> </w:t>
       </w:r>
     </w:p>
     <w:p>
@@ -11236,7 +11300,7 @@
                     <pic:cNvPicPr/>
                   </pic:nvPicPr>
                   <pic:blipFill>
-                    <a:blip r:embed="rId9">
+                    <a:blip r:embed="rId10">
                       <a:extLst>
                         <a:ext uri="{28A0092B-C50C-407E-A947-70E740481C1C}">
                           <a14:useLocalDpi xmlns:a14="http://schemas.microsoft.com/office/drawing/2010/main" val="0"/>
@@ -14531,7 +14595,7 @@
                     <pic:cNvPicPr/>
                   </pic:nvPicPr>
                   <pic:blipFill>
-                    <a:blip r:embed="rId10">
+                    <a:blip r:embed="rId11">
                       <a:extLst>
                         <a:ext uri="{28A0092B-C50C-407E-A947-70E740481C1C}">
                           <a14:useLocalDpi xmlns:a14="http://schemas.microsoft.com/office/drawing/2010/main" val="0"/>
@@ -17855,12 +17919,12 @@
       </w:pPr>
     </w:p>
     <w:sectPr>
-      <w:headerReference w:type="even" r:id="rId11"/>
-      <w:headerReference w:type="default" r:id="rId12"/>
-      <w:footerReference w:type="even" r:id="rId13"/>
-      <w:footerReference w:type="default" r:id="rId14"/>
-      <w:headerReference w:type="first" r:id="rId15"/>
-      <w:footerReference w:type="first" r:id="rId16"/>
+      <w:headerReference w:type="even" r:id="rId12"/>
+      <w:headerReference w:type="default" r:id="rId13"/>
+      <w:footerReference w:type="even" r:id="rId14"/>
+      <w:footerReference w:type="default" r:id="rId15"/>
+      <w:headerReference w:type="first" r:id="rId16"/>
+      <w:footerReference w:type="first" r:id="rId17"/>
       <w:pgSz w:w="11906" w:h="16838" w:code="9"/>
       <w:pgMar w:top="1440" w:right="1440" w:bottom="1440" w:left="1440" w:header="720" w:footer="720" w:gutter="0"/>
       <w:cols w:space="720"/>
